--- a/SESSION_STATE.docx
+++ b/SESSION_STATE.docx
@@ -142,6 +142,36 @@
       </w:pPr>
       <w:r>
         <w:t>Delivered product</w:t>
+      </w:r>
+    </w:p>
+    <w:p>
+      <w:r>
+        <w:t>D2 was published by self-merged PR139 (https://github.com/ellyj3rain/sao/pull/139)</w:t>
+      </w:r>
+    </w:p>
+    <w:p>
+      <w:r>
+        <w:t>on 2026-10-09 at 23:20 UTC. The delivery commit is 7144849d0efa3906d2cd60c319806958e69e3544.</w:t>
+      </w:r>
+    </w:p>
+    <w:p>
+      <w:r>
+        <w:t>At the 23:21 UTC checkpoint the source worktree was recentered on</w:t>
+      </w:r>
+    </w:p>
+    <w:p>
+      <w:r>
+        <w:t>neo/d3-construction-crafting-repair-utilities at that commit. The actual</w:t>
+      </w:r>
+    </w:p>
+    <w:p>
+      <w:r>
+        <w:t>merge was independently restored before publisher retirement; source files</w:t>
+      </w:r>
+    </w:p>
+    <w:p>
+      <w:r>
+        <w:t>and all 37 peer worktree indexes were preserved. D3 is the current main line.</w:t>
       </w:r>
     </w:p>
     <w:p>
@@ -609,6 +639,46 @@
     </w:p>
     <w:p>
       <w:r>
+        <w:t>The 2026-10-09 GitHub correction requires actual routing by changed inputs and</w:t>
+      </w:r>
+    </w:p>
+    <w:p>
+      <w:r>
+        <w:t>affected product contracts. The blanket full-suite publication veto was removed</w:t>
+      </w:r>
+    </w:p>
+    <w:p>
+      <w:r>
+        <w:t>from the live main-branch required-status policy while CodeQL and the protected</w:t>
+      </w:r>
+    </w:p>
+    <w:p>
+      <w:r>
+        <w:t>pull-request process remained in force. The replacement routing has separate</w:t>
+      </w:r>
+    </w:p>
+    <w:p>
+      <w:r>
+        <w:t>repository-maintenance ownership and publication; it does not enlarge D2</w:t>
+      </w:r>
+    </w:p>
+    <w:p>
+      <w:r>
+        <w:t>Leisure or earn another product version. Its required product job and advisory</w:t>
+      </w:r>
+    </w:p>
+    <w:p>
+      <w:r>
+        <w:t>maintenance findings retain their actual results. Source saving and normal</w:t>
+      </w:r>
+    </w:p>
+    <w:p>
+      <w:r>
+        <w:t>play remain independent of publication CI.</w:t>
+      </w:r>
+    </w:p>
+    <w:p>
+      <w:r>
         <w:t>neo-library (https://github.com/ellyj3rain/neo-library) is PRIVATE, version</w:t>
       </w:r>
     </w:p>
